--- a/contexto_com_imagens.docx
+++ b/contexto_com_imagens.docx
@@ -20,7 +20,7 @@
           <w:i w:val="true"/>
           <w:sz w:val="20"/>
         </w:rPr>
-        <w:t>Gerado em: Mon Apr 20 20:33:11 GMT-03:00 2026</w:t>
+        <w:t>Gerado em: Tue Apr 21 20:41:55 GMT-03:00 2026</w:t>
       </w:r>
     </w:p>
     <w:p/>
@@ -31,7 +31,7 @@
           <w:color w:val="0066CC"/>
           <w:sz w:val="24"/>
         </w:rPr>
-        <w:t>URL: https://github.com/Dimitri74/Back-End_JMS-WEBSHERE-LIBERTY-JAVA-8--EJB3_ANGULAR/blob/main/README.md</w:t>
+        <w:t>URL: https://github.com/Dimitri74/Expert_DEV/blob/main/RELATORIO_IMPLEMENTACAO.md</w:t>
       </w:r>
     </w:p>
     <w:p>
@@ -39,18 +39,18 @@
         <w:rPr>
           <w:sz w:val="22"/>
         </w:rPr>
-        <w:t># Projeto SICOB - Teste de JMS com Angular e EJB
-## 📋 Visão Geral
-Este repositório contém uma solução completa de estudo de caso para demonstrar a integração entre **Frontend Angular**, **Backend EJB/JPA** e **Mensageria JMS** usando a plataforma **IBM Liberty**.
-A arquitetura foi desenvolvida para validar padrões de comunicação assíncrona com Message-Driven Beans em um ambiente empresarial.
----
-## 🏗️ Arquitetura
-```
-┌─────────────────┐
-│ Frontend │
-│ Angular │
-└────────┬────────┘
- │ API...</w:t>
+        <w:t># Expert Dev - Resumo de Implementação (VR1.1 até VR1.5)
+## Timeline de Evolução
+### VR1.1 (2024 - MVP com Robustez)
+- ✅ Validação de URLs com saneamento
+- ✅ Tratamento de erro por URL (não quebra lote inteiro)
+- ✅ Deduplicação de imagens
+- ✅ Prompt revisado e consistente
+- ✅ Relatório `resumo_execucao.txt`
+- ✅ Arquivo `erros_processamento.txt`
+### VR1.3 (2024 - Modularização e Configuração)
+- ✅ Separação em 14+ classes (config, models, services, io)
+- ✅ Suporte a configuração externa via `ex...</w:t>
       </w:r>
     </w:p>
     <w:p/>

--- a/contexto_com_imagens.docx
+++ b/contexto_com_imagens.docx
@@ -20,7 +20,7 @@
           <w:i w:val="true"/>
           <w:sz w:val="20"/>
         </w:rPr>
-        <w:t>Gerado em: Tue Apr 21 20:41:55 GMT-03:00 2026</w:t>
+        <w:t>Gerado em: Wed Apr 22 16:39:58 GMT-03:00 2026</w:t>
       </w:r>
     </w:p>
     <w:p/>
@@ -31,7 +31,17 @@
           <w:color w:val="0066CC"/>
           <w:sz w:val="24"/>
         </w:rPr>
-        <w:t>URL: https://github.com/Dimitri74/Expert_DEV/blob/main/RELATORIO_IMPLEMENTACAO.md</w:t>
+        <w:t>URL: https://github.com/unipds-projetos/modulo1-fundamentos-java-extra-cardapio/blob/main/README.md</w:t>
+      </w:r>
+    </w:p>
+    <w:p>
+      <w:r>
+        <w:rPr>
+          <w:i w:val="true"/>
+          <w:color w:val="FF6600"/>
+          <w:sz w:val="20"/>
+        </w:rPr>
+        <w:t>Observação: Recuperado do cache em 2026-04-22 18:17:11.0</w:t>
       </w:r>
     </w:p>
     <w:p>
@@ -39,18 +49,17 @@
         <w:rPr>
           <w:sz w:val="22"/>
         </w:rPr>
-        <w:t># Expert Dev - Resumo de Implementação (VR1.1 até VR1.5)
-## Timeline de Evolução
-### VR1.1 (2024 - MVP com Robustez)
-- ✅ Validação de URLs com saneamento
-- ✅ Tratamento de erro por URL (não quebra lote inteiro)
-- ✅ Deduplicação de imagens
-- ✅ Prompt revisado e consistente
-- ✅ Relatório `resumo_execucao.txt`
-- ✅ Arquivo `erros_processamento.txt`
-### VR1.3 (2024 - Modularização e Configuração)
-- ✅ Separação em 14+ classes (config, models, services, io)
-- ✅ Suporte a configuração externa via `ex...</w:t>
+        <w:t># Cardápio
+Este é um projeto simples em Java que demonstra como utilizar a biblioteca Gson para converter um objeto que representa um item de cardápio em uma string JSON.
+## Tecnologias Utilizadas
+* **Java:** Linguagem de programação principal.
+* **Gradle:** Ferramenta de automação de compilação.
+* **Gson:** Biblioteca do Google para trabalhar com JSON em Java.
+## Como Executar
+Você pode construir e executar o projeto utilizando o Gradle Wrapper fornecido.
+**Linux/macOS:**
+```bash
+./gradle...</w:t>
       </w:r>
     </w:p>
     <w:p/>

--- a/contexto_com_imagens.docx
+++ b/contexto_com_imagens.docx
@@ -1,6 +1,6 @@
 
 <file path=word/document.xml><?xml version="1.0" encoding="utf-8"?>
-<w:document xmlns:w="http://schemas.openxmlformats.org/wordprocessingml/2006/main">
+<w:document xmlns:w="http://schemas.openxmlformats.org/wordprocessingml/2006/main" xmlns:wp="http://schemas.openxmlformats.org/drawingml/2006/wordprocessingDrawing" xmlns:r="http://schemas.openxmlformats.org/officeDocument/2006/relationships">
   <w:body>
     <w:p>
       <w:pPr>
@@ -20,7 +20,7 @@
           <w:i w:val="true"/>
           <w:sz w:val="20"/>
         </w:rPr>
-        <w:t>Gerado em: Wed Apr 22 16:39:58 GMT-03:00 2026</w:t>
+        <w:t>Gerado em: Wed Apr 22 22:18:58 GMT-03:00 2026</w:t>
       </w:r>
     </w:p>
     <w:p/>
@@ -31,17 +31,7 @@
           <w:color w:val="0066CC"/>
           <w:sz w:val="24"/>
         </w:rPr>
-        <w:t>URL: https://github.com/unipds-projetos/modulo1-fundamentos-java-extra-cardapio/blob/main/README.md</w:t>
-      </w:r>
-    </w:p>
-    <w:p>
-      <w:r>
-        <w:rPr>
-          <w:i w:val="true"/>
-          <w:color w:val="FF6600"/>
-          <w:sz w:val="20"/>
-        </w:rPr>
-        <w:t>Observação: Recuperado do cache em 2026-04-22 18:17:11.0</w:t>
+        <w:t>URL: https://github.com/Dimitri74/Portifolio-UNIPDS/blob/main/README.md</w:t>
       </w:r>
     </w:p>
     <w:p>
@@ -49,19 +39,353 @@
         <w:rPr>
           <w:sz w:val="22"/>
         </w:rPr>
-        <w:t># Cardápio
-Este é um projeto simples em Java que demonstra como utilizar a biblioteca Gson para converter um objeto que representa um item de cardápio em uma string JSON.
-## Tecnologias Utilizadas
-* **Java:** Linguagem de programação principal.
-* **Gradle:** Ferramenta de automação de compilação.
-* **Gson:** Biblioteca do Google para trabalhar com JSON em Java.
-## Como Executar
-Você pode construir e executar o projeto utilizando o Gradle Wrapper fornecido.
-**Linux/macOS:**
-```bash
-./gradle...</w:t>
-      </w:r>
-    </w:p>
+        <w:t># 🍽️ Florinda Eats 2.0
+### Plataforma completa de Food Delivery — Portfólio de Pós-Graduação Java Elite · UNIPDS
+&gt; **Arquitetura de microsserviços** com Quarkus, Kafka, IA generativa com RAG, frontend Next.js 15, 
+&gt; observabilidade completa e deploy nativo via GraalVM + Kubernetes.
+[![GitHub last commit](https://img.shields.io/github/last-commit/Dimitri74/Portifolio-UNIPDS?style=flat-square&amp;color=4695EB)](https://github.com/Dimitri74/Portifolio-UNIPDS)
+[![License](https://img.shields.io/badg...</w:t>
+      </w:r>
+    </w:p>
+    <w:p>
+      <w:r>
+        <w:rPr>
+          <w:b w:val="true"/>
+          <w:sz w:val="22"/>
+        </w:rPr>
+        <w:t>Imagens encontradas:</w:t>
+      </w:r>
+    </w:p>
+    <w:p>
+      <w:pPr>
+        <w:ind w:left="720"/>
+      </w:pPr>
+      <w:r>
+        <w:drawing>
+          <wp:inline distT="0" distR="0" distB="0" distL="0">
+            <wp:extent cx="4572000" cy="3429000"/>
+            <wp:docPr id="0" name="Drawing 0" descr="imagem"/>
+            <a:graphic xmlns:a="http://schemas.openxmlformats.org/drawingml/2006/main">
+              <a:graphicData uri="http://schemas.openxmlformats.org/drawingml/2006/picture">
+                <pic:pic xmlns:pic="http://schemas.openxmlformats.org/drawingml/2006/picture">
+                  <pic:nvPicPr>
+                    <pic:cNvPr id="0" name="Picture 0" descr="imagem"/>
+                    <pic:cNvPicPr>
+                      <a:picLocks noChangeAspect="true"/>
+                    </pic:cNvPicPr>
+                  </pic:nvPicPr>
+                  <pic:blipFill>
+                    <a:blip r:embed="rId2"/>
+                    <a:stretch>
+                      <a:fillRect/>
+                    </a:stretch>
+                  </pic:blipFill>
+                  <pic:spPr>
+                    <a:xfrm>
+                      <a:off x="0" y="0"/>
+                      <a:ext cx="4572000" cy="3429000"/>
+                    </a:xfrm>
+                    <a:prstGeom prst="rect">
+                      <a:avLst/>
+                    </a:prstGeom>
+                  </pic:spPr>
+                </pic:pic>
+              </a:graphicData>
+            </a:graphic>
+          </wp:inline>
+        </w:drawing>
+      </w:r>
+    </w:p>
+    <w:p>
+      <w:pPr>
+        <w:ind w:left="720"/>
+      </w:pPr>
+      <w:r>
+        <w:rPr>
+          <w:i w:val="true"/>
+          <w:color w:val="666666"/>
+          <w:sz w:val="18"/>
+        </w:rPr>
+        <w:t>Descrição: GitHub last commit</w:t>
+      </w:r>
+    </w:p>
+    <w:p>
+      <w:pPr>
+        <w:ind w:left="720"/>
+      </w:pPr>
+      <w:r>
+        <w:rPr>
+          <w:color w:val="999999"/>
+          <w:sz w:val="16"/>
+        </w:rPr>
+        <w:t>https://img.shields.io/github/last-commit/Dimitri74/Portifolio-UNIPDS?style=flat-square&amp;color=4695EB</w:t>
+      </w:r>
+    </w:p>
+    <w:p/>
+    <w:p>
+      <w:pPr>
+        <w:ind w:left="720"/>
+      </w:pPr>
+      <w:r>
+        <w:drawing>
+          <wp:inline distT="0" distR="0" distB="0" distL="0">
+            <wp:extent cx="4572000" cy="3429000"/>
+            <wp:docPr id="1" name="Drawing 1" descr="imagem"/>
+            <a:graphic xmlns:a="http://schemas.openxmlformats.org/drawingml/2006/main">
+              <a:graphicData uri="http://schemas.openxmlformats.org/drawingml/2006/picture">
+                <pic:pic xmlns:pic="http://schemas.openxmlformats.org/drawingml/2006/picture">
+                  <pic:nvPicPr>
+                    <pic:cNvPr id="0" name="Picture 1" descr="imagem"/>
+                    <pic:cNvPicPr>
+                      <a:picLocks noChangeAspect="true"/>
+                    </pic:cNvPicPr>
+                  </pic:nvPicPr>
+                  <pic:blipFill>
+                    <a:blip r:embed="rId3"/>
+                    <a:stretch>
+                      <a:fillRect/>
+                    </a:stretch>
+                  </pic:blipFill>
+                  <pic:spPr>
+                    <a:xfrm>
+                      <a:off x="0" y="0"/>
+                      <a:ext cx="4572000" cy="3429000"/>
+                    </a:xfrm>
+                    <a:prstGeom prst="rect">
+                      <a:avLst/>
+                    </a:prstGeom>
+                  </pic:spPr>
+                </pic:pic>
+              </a:graphicData>
+            </a:graphic>
+          </wp:inline>
+        </w:drawing>
+      </w:r>
+    </w:p>
+    <w:p>
+      <w:pPr>
+        <w:ind w:left="720"/>
+      </w:pPr>
+      <w:r>
+        <w:rPr>
+          <w:i w:val="true"/>
+          <w:color w:val="666666"/>
+          <w:sz w:val="18"/>
+        </w:rPr>
+        <w:t>Descrição: License</w:t>
+      </w:r>
+    </w:p>
+    <w:p>
+      <w:pPr>
+        <w:ind w:left="720"/>
+      </w:pPr>
+      <w:r>
+        <w:rPr>
+          <w:color w:val="999999"/>
+          <w:sz w:val="16"/>
+        </w:rPr>
+        <w:t>https://img.shields.io/badge/license-MIT-green?style=flat-square</w:t>
+      </w:r>
+    </w:p>
+    <w:p/>
+    <w:p>
+      <w:pPr>
+        <w:ind w:left="720"/>
+      </w:pPr>
+      <w:r>
+        <w:drawing>
+          <wp:inline distT="0" distR="0" distB="0" distL="0">
+            <wp:extent cx="4572000" cy="3429000"/>
+            <wp:docPr id="2" name="Drawing 2" descr="imagem"/>
+            <a:graphic xmlns:a="http://schemas.openxmlformats.org/drawingml/2006/main">
+              <a:graphicData uri="http://schemas.openxmlformats.org/drawingml/2006/picture">
+                <pic:pic xmlns:pic="http://schemas.openxmlformats.org/drawingml/2006/picture">
+                  <pic:nvPicPr>
+                    <pic:cNvPr id="0" name="Picture 2" descr="imagem"/>
+                    <pic:cNvPicPr>
+                      <a:picLocks noChangeAspect="true"/>
+                    </pic:cNvPicPr>
+                  </pic:nvPicPr>
+                  <pic:blipFill>
+                    <a:blip r:embed="rId4"/>
+                    <a:stretch>
+                      <a:fillRect/>
+                    </a:stretch>
+                  </pic:blipFill>
+                  <pic:spPr>
+                    <a:xfrm>
+                      <a:off x="0" y="0"/>
+                      <a:ext cx="4572000" cy="3429000"/>
+                    </a:xfrm>
+                    <a:prstGeom prst="rect">
+                      <a:avLst/>
+                    </a:prstGeom>
+                  </pic:spPr>
+                </pic:pic>
+              </a:graphicData>
+            </a:graphic>
+          </wp:inline>
+        </w:drawing>
+      </w:r>
+    </w:p>
+    <w:p>
+      <w:pPr>
+        <w:ind w:left="720"/>
+      </w:pPr>
+      <w:r>
+        <w:rPr>
+          <w:i w:val="true"/>
+          <w:color w:val="666666"/>
+          <w:sz w:val="18"/>
+        </w:rPr>
+        <w:t>Descrição: Java</w:t>
+      </w:r>
+    </w:p>
+    <w:p>
+      <w:pPr>
+        <w:ind w:left="720"/>
+      </w:pPr>
+      <w:r>
+        <w:rPr>
+          <w:color w:val="999999"/>
+          <w:sz w:val="16"/>
+        </w:rPr>
+        <w:t>https://img.shields.io/badge/Java-21%20LTS-ED8B00?style=flat-square&amp;logo=openjdk</w:t>
+      </w:r>
+    </w:p>
+    <w:p/>
+    <w:p>
+      <w:pPr>
+        <w:ind w:left="720"/>
+      </w:pPr>
+      <w:r>
+        <w:drawing>
+          <wp:inline distT="0" distR="0" distB="0" distL="0">
+            <wp:extent cx="4572000" cy="3429000"/>
+            <wp:docPr id="3" name="Drawing 3" descr="imagem"/>
+            <a:graphic xmlns:a="http://schemas.openxmlformats.org/drawingml/2006/main">
+              <a:graphicData uri="http://schemas.openxmlformats.org/drawingml/2006/picture">
+                <pic:pic xmlns:pic="http://schemas.openxmlformats.org/drawingml/2006/picture">
+                  <pic:nvPicPr>
+                    <pic:cNvPr id="0" name="Picture 3" descr="imagem"/>
+                    <pic:cNvPicPr>
+                      <a:picLocks noChangeAspect="true"/>
+                    </pic:cNvPicPr>
+                  </pic:nvPicPr>
+                  <pic:blipFill>
+                    <a:blip r:embed="rId5"/>
+                    <a:stretch>
+                      <a:fillRect/>
+                    </a:stretch>
+                  </pic:blipFill>
+                  <pic:spPr>
+                    <a:xfrm>
+                      <a:off x="0" y="0"/>
+                      <a:ext cx="4572000" cy="3429000"/>
+                    </a:xfrm>
+                    <a:prstGeom prst="rect">
+                      <a:avLst/>
+                    </a:prstGeom>
+                  </pic:spPr>
+                </pic:pic>
+              </a:graphicData>
+            </a:graphic>
+          </wp:inline>
+        </w:drawing>
+      </w:r>
+    </w:p>
+    <w:p>
+      <w:pPr>
+        <w:ind w:left="720"/>
+      </w:pPr>
+      <w:r>
+        <w:rPr>
+          <w:i w:val="true"/>
+          <w:color w:val="666666"/>
+          <w:sz w:val="18"/>
+        </w:rPr>
+        <w:t>Descrição: Status</w:t>
+      </w:r>
+    </w:p>
+    <w:p>
+      <w:pPr>
+        <w:ind w:left="720"/>
+      </w:pPr>
+      <w:r>
+        <w:rPr>
+          <w:color w:val="999999"/>
+          <w:sz w:val="16"/>
+        </w:rPr>
+        <w:t>https://img.shields.io/badge/status-Em%20Produção-success?style=flat-square</w:t>
+      </w:r>
+    </w:p>
+    <w:p/>
+    <w:p>
+      <w:pPr>
+        <w:ind w:left="720"/>
+      </w:pPr>
+      <w:r>
+        <w:drawing>
+          <wp:inline distT="0" distR="0" distB="0" distL="0">
+            <wp:extent cx="4572000" cy="3429000"/>
+            <wp:docPr id="4" name="Drawing 4" descr="imagem"/>
+            <a:graphic xmlns:a="http://schemas.openxmlformats.org/drawingml/2006/main">
+              <a:graphicData uri="http://schemas.openxmlformats.org/drawingml/2006/picture">
+                <pic:pic xmlns:pic="http://schemas.openxmlformats.org/drawingml/2006/picture">
+                  <pic:nvPicPr>
+                    <pic:cNvPr id="0" name="Picture 4" descr="imagem"/>
+                    <pic:cNvPicPr>
+                      <a:picLocks noChangeAspect="true"/>
+                    </pic:cNvPicPr>
+                  </pic:nvPicPr>
+                  <pic:blipFill>
+                    <a:blip r:embed="rId6"/>
+                    <a:stretch>
+                      <a:fillRect/>
+                    </a:stretch>
+                  </pic:blipFill>
+                  <pic:spPr>
+                    <a:xfrm>
+                      <a:off x="0" y="0"/>
+                      <a:ext cx="4572000" cy="3429000"/>
+                    </a:xfrm>
+                    <a:prstGeom prst="rect">
+                      <a:avLst/>
+                    </a:prstGeom>
+                  </pic:spPr>
+                </pic:pic>
+              </a:graphicData>
+            </a:graphic>
+          </wp:inline>
+        </w:drawing>
+      </w:r>
+    </w:p>
+    <w:p>
+      <w:pPr>
+        <w:ind w:left="720"/>
+      </w:pPr>
+      <w:r>
+        <w:rPr>
+          <w:i w:val="true"/>
+          <w:color w:val="666666"/>
+          <w:sz w:val="18"/>
+        </w:rPr>
+        <w:t>Descrição: GitHub</w:t>
+      </w:r>
+    </w:p>
+    <w:p>
+      <w:pPr>
+        <w:ind w:left="720"/>
+      </w:pPr>
+      <w:r>
+        <w:rPr>
+          <w:color w:val="999999"/>
+          <w:sz w:val="16"/>
+        </w:rPr>
+        <w:t>https://img.shields.io/badge/GitHub-Dimitri74-181717?style=for-the-badge&amp;logo=github</w:t>
+      </w:r>
+    </w:p>
+    <w:p/>
     <w:p/>
     <w:p>
       <w:pPr>

--- a/contexto_com_imagens.docx
+++ b/contexto_com_imagens.docx
@@ -1,6 +1,6 @@
 
 <file path=word/document.xml><?xml version="1.0" encoding="utf-8"?>
-<w:document xmlns:w="http://schemas.openxmlformats.org/wordprocessingml/2006/main">
+<w:document xmlns:w="http://schemas.openxmlformats.org/wordprocessingml/2006/main" xmlns:wp="http://schemas.openxmlformats.org/drawingml/2006/wordprocessingDrawing" xmlns:r="http://schemas.openxmlformats.org/officeDocument/2006/relationships">
   <w:body>
     <w:p>
       <w:pPr>
@@ -20,7 +20,7 @@
           <w:i w:val="true"/>
           <w:sz w:val="20"/>
         </w:rPr>
-        <w:t>Gerado em: Sat Apr 25 21:23:04 GMT-03:00 2026</w:t>
+        <w:t>Gerado em: Mon Apr 27 12:34:17 GMT-03:00 2026</w:t>
       </w:r>
     </w:p>
     <w:p/>
@@ -31,18 +31,447 @@
           <w:color w:val="0066CC"/>
           <w:sz w:val="24"/>
         </w:rPr>
-        <w:t>URL: https://github.com/professorisidro/IoT_library_examples/blob/master/README.md</w:t>
-      </w:r>
-    </w:p>
-    <w:p>
-      <w:r>
-        <w:rPr>
-          <w:sz w:val="22"/>
-        </w:rPr>
-        <w:t># Exemplos de códigos utilizando a biblioteca IoT_library
-Aqui reunimos vários exemplos de uso da bilioteca IoT em ambiente de sala de aula. O propósito é que seja um conjunto de experimentos didáticos para quem nunca teve contato com Programação, Arduino ou Internet das Coisas, iniciar seus estudos, minimizando o impacto das novas tecnologias.</w:t>
-      </w:r>
-    </w:p>
+        <w:t>URL: upload://SIPCS_API_Quarkus_Catalogo_Servico.doc</w:t>
+      </w:r>
+    </w:p>
+    <w:p>
+      <w:r>
+        <w:rPr>
+          <w:i w:val="true"/>
+          <w:color w:val="FF6600"/>
+          <w:sz w:val="20"/>
+        </w:rPr>
+        <w:t>Observação: Importado do arquivo Word: SIPCS_API_Quarkus_Catalogo_Servico.doc | Arquivo recebido: SIPCS_API_Quarkus_Catalogo_Servico.doc | Formato DOC legado detectado. | Tentando detectar LibreOffice em: soffice | Tentando detectar LibreOffice em: C:\Program Files\LibreOffice\program\soffice.exe | Tentando detectar LibreOffice em: C:\Program Files (x86)\LibreOffice\program\soffice.exe | LibreOffice indisponivel nos caminhos avaliados. | Fallback direto para parser DOC habilitado.</w:t>
+      </w:r>
+    </w:p>
+    <w:p>
+      <w:r>
+        <w:rPr>
+          <w:sz w:val="22"/>
+        </w:rPr>
+        <w:t>______________________________________________________________________
+SIPCS – Sistema de Processamento de Cartões e Serviços
+Catálogo de serviços providos pelo Quarkus
+Versão 5.4
+HISTÓRICO DE REVISÕES
+Data	Versão	Descrição	Autor
+29/11/2023	1.0	Criação do documento em atendimento ao RTC 21275172 – Migração dos serviços de Consulta Últimas Cotação Dólar.	Resource
+08/12/2023	1.1	Alteração do artefato em atendimento ao RTC 21275536 – Migração dos serviços de Consulta Acordo Parcelamento Saldo:Inclu...</w:t>
+      </w:r>
+    </w:p>
+    <w:p>
+      <w:r>
+        <w:rPr>
+          <w:b w:val="true"/>
+          <w:sz w:val="22"/>
+        </w:rPr>
+        <w:t>Imagens encontradas:</w:t>
+      </w:r>
+    </w:p>
+    <w:p>
+      <w:pPr>
+        <w:ind w:left="720"/>
+      </w:pPr>
+      <w:r>
+        <w:drawing>
+          <wp:inline distT="0" distR="0" distB="0" distL="0">
+            <wp:extent cx="4572000" cy="3429000"/>
+            <wp:docPr id="0" name="Drawing 0" descr="imagem"/>
+            <a:graphic xmlns:a="http://schemas.openxmlformats.org/drawingml/2006/main">
+              <a:graphicData uri="http://schemas.openxmlformats.org/drawingml/2006/picture">
+                <pic:pic xmlns:pic="http://schemas.openxmlformats.org/drawingml/2006/picture">
+                  <pic:nvPicPr>
+                    <pic:cNvPr id="0" name="Picture 0" descr="imagem"/>
+                    <pic:cNvPicPr>
+                      <a:picLocks noChangeAspect="true"/>
+                    </pic:cNvPicPr>
+                  </pic:nvPicPr>
+                  <pic:blipFill>
+                    <a:blip r:embed="rId2"/>
+                    <a:stretch>
+                      <a:fillRect/>
+                    </a:stretch>
+                  </pic:blipFill>
+                  <pic:spPr>
+                    <a:xfrm>
+                      <a:off x="0" y="0"/>
+                      <a:ext cx="4572000" cy="3429000"/>
+                    </a:xfrm>
+                    <a:prstGeom prst="rect">
+                      <a:avLst/>
+                    </a:prstGeom>
+                  </pic:spPr>
+                </pic:pic>
+              </a:graphicData>
+            </a:graphic>
+          </wp:inline>
+        </w:drawing>
+      </w:r>
+    </w:p>
+    <w:p>
+      <w:pPr>
+        <w:ind w:left="720"/>
+      </w:pPr>
+      <w:r>
+        <w:rPr>
+          <w:i w:val="true"/>
+          <w:color w:val="666666"/>
+          <w:sz w:val="18"/>
+        </w:rPr>
+        <w:t>Descrição: 387b7.png</w:t>
+      </w:r>
+    </w:p>
+    <w:p>
+      <w:pPr>
+        <w:ind w:left="720"/>
+      </w:pPr>
+      <w:r/>
+    </w:p>
+    <w:p/>
+    <w:p/>
+    <w:p>
+      <w:pPr>
+        <w:pageBreakBefore w:val="false"/>
+      </w:pPr>
+    </w:p>
+    <w:p>
+      <w:r>
+        <w:rPr>
+          <w:b w:val="true"/>
+          <w:color w:val="0066CC"/>
+          <w:sz w:val="24"/>
+        </w:rPr>
+        <w:t>URL: upload://SIPCS_Canais_UC_Disponibiliza_Informacao_Mensagem_Digital.doc</w:t>
+      </w:r>
+    </w:p>
+    <w:p>
+      <w:r>
+        <w:rPr>
+          <w:i w:val="true"/>
+          <w:color w:val="FF6600"/>
+          <w:sz w:val="20"/>
+        </w:rPr>
+        <w:t>Observação: Importado do arquivo Word: SIPCS_Canais_UC_Disponibiliza_Informacao_Mensagem_Digital.doc | Arquivo recebido: SIPCS_Canais_UC_Disponibiliza_Informacao_Mensagem_Digital.doc | Formato DOC legado detectado. | Tentando detectar LibreOffice em: soffice | Tentando detectar LibreOffice em: C:\Program Files\LibreOffice\program\soffice.exe | Tentando detectar LibreOffice em: C:\Program Files (x86)\LibreOffice\program\soffice.exe | LibreOffice indisponivel nos caminhos avaliados. | Fallback direto para parser DOC habilitado.</w:t>
+      </w:r>
+    </w:p>
+    <w:p>
+      <w:r>
+        <w:rPr>
+          <w:sz w:val="22"/>
+        </w:rPr>
+        <w:t>___________________________________________________________________
+SIPCS – Sistema de Processamento de Cartões e Serviços
+Especificação de Caso de Uso
+Disponibiliza Informação de Mensagem Digital
+Versão 1.0
+HISTÓRICO DE REVISÕES
+Data	Versão	Descrição	Autor
+09/04/2026	1.0	Especificação inicial do artefato em atendimento ao RTC 24824194 - [SuperApp CAIXA] [Mini App de Cartões] [Onda 2] - Criação de serviço de inclusão de mensagens de alerta parametrizáveis para uso dos canais.	Indra
+Sumário
+TOC \...</w:t>
+      </w:r>
+    </w:p>
+    <w:p>
+      <w:r>
+        <w:rPr>
+          <w:b w:val="true"/>
+          <w:sz w:val="22"/>
+        </w:rPr>
+        <w:t>Imagens encontradas:</w:t>
+      </w:r>
+    </w:p>
+    <w:p>
+      <w:pPr>
+        <w:ind w:left="720"/>
+      </w:pPr>
+      <w:r>
+        <w:drawing>
+          <wp:inline distT="0" distR="0" distB="0" distL="0">
+            <wp:extent cx="4572000" cy="3429000"/>
+            <wp:docPr id="1" name="Drawing 1" descr="imagem"/>
+            <a:graphic xmlns:a="http://schemas.openxmlformats.org/drawingml/2006/main">
+              <a:graphicData uri="http://schemas.openxmlformats.org/drawingml/2006/picture">
+                <pic:pic xmlns:pic="http://schemas.openxmlformats.org/drawingml/2006/picture">
+                  <pic:nvPicPr>
+                    <pic:cNvPr id="0" name="Picture 1" descr="imagem"/>
+                    <pic:cNvPicPr>
+                      <a:picLocks noChangeAspect="true"/>
+                    </pic:cNvPicPr>
+                  </pic:nvPicPr>
+                  <pic:blipFill>
+                    <a:blip r:embed="rId2"/>
+                    <a:stretch>
+                      <a:fillRect/>
+                    </a:stretch>
+                  </pic:blipFill>
+                  <pic:spPr>
+                    <a:xfrm>
+                      <a:off x="0" y="0"/>
+                      <a:ext cx="4572000" cy="3429000"/>
+                    </a:xfrm>
+                    <a:prstGeom prst="rect">
+                      <a:avLst/>
+                    </a:prstGeom>
+                  </pic:spPr>
+                </pic:pic>
+              </a:graphicData>
+            </a:graphic>
+          </wp:inline>
+        </w:drawing>
+      </w:r>
+    </w:p>
+    <w:p>
+      <w:pPr>
+        <w:ind w:left="720"/>
+      </w:pPr>
+      <w:r>
+        <w:rPr>
+          <w:i w:val="true"/>
+          <w:color w:val="666666"/>
+          <w:sz w:val="18"/>
+        </w:rPr>
+        <w:t>Descrição: 304f.png</w:t>
+      </w:r>
+    </w:p>
+    <w:p>
+      <w:pPr>
+        <w:ind w:left="720"/>
+      </w:pPr>
+      <w:r/>
+    </w:p>
+    <w:p/>
+    <w:p>
+      <w:pPr>
+        <w:ind w:left="720"/>
+      </w:pPr>
+      <w:r>
+        <w:drawing>
+          <wp:inline distT="0" distR="0" distB="0" distL="0">
+            <wp:extent cx="4572000" cy="3429000"/>
+            <wp:docPr id="2" name="Drawing 2" descr="imagem"/>
+            <a:graphic xmlns:a="http://schemas.openxmlformats.org/drawingml/2006/main">
+              <a:graphicData uri="http://schemas.openxmlformats.org/drawingml/2006/picture">
+                <pic:pic xmlns:pic="http://schemas.openxmlformats.org/drawingml/2006/picture">
+                  <pic:nvPicPr>
+                    <pic:cNvPr id="0" name="Picture 2" descr="imagem"/>
+                    <pic:cNvPicPr>
+                      <a:picLocks noChangeAspect="true"/>
+                    </pic:cNvPicPr>
+                  </pic:nvPicPr>
+                  <pic:blipFill>
+                    <a:blip r:embed="rId3"/>
+                    <a:stretch>
+                      <a:fillRect/>
+                    </a:stretch>
+                  </pic:blipFill>
+                  <pic:spPr>
+                    <a:xfrm>
+                      <a:off x="0" y="0"/>
+                      <a:ext cx="4572000" cy="3429000"/>
+                    </a:xfrm>
+                    <a:prstGeom prst="rect">
+                      <a:avLst/>
+                    </a:prstGeom>
+                  </pic:spPr>
+                </pic:pic>
+              </a:graphicData>
+            </a:graphic>
+          </wp:inline>
+        </w:drawing>
+      </w:r>
+    </w:p>
+    <w:p>
+      <w:pPr>
+        <w:ind w:left="720"/>
+      </w:pPr>
+      <w:r>
+        <w:rPr>
+          <w:i w:val="true"/>
+          <w:color w:val="666666"/>
+          <w:sz w:val="18"/>
+        </w:rPr>
+        <w:t>Descrição: 3994.emf</w:t>
+      </w:r>
+    </w:p>
+    <w:p>
+      <w:pPr>
+        <w:ind w:left="720"/>
+      </w:pPr>
+      <w:r/>
+    </w:p>
+    <w:p/>
+    <w:p/>
+    <w:p>
+      <w:pPr>
+        <w:pageBreakBefore w:val="false"/>
+      </w:pPr>
+    </w:p>
+    <w:p>
+      <w:r>
+        <w:rPr>
+          <w:b w:val="true"/>
+          <w:color w:val="0066CC"/>
+          <w:sz w:val="24"/>
+        </w:rPr>
+        <w:t>URL: upload://SIPCS_Especificacao_Suplementar.doc</w:t>
+      </w:r>
+    </w:p>
+    <w:p>
+      <w:r>
+        <w:rPr>
+          <w:i w:val="true"/>
+          <w:color w:val="FF6600"/>
+          <w:sz w:val="20"/>
+        </w:rPr>
+        <w:t>Observação: Importado do arquivo Word: SIPCS_Especificacao_Suplementar.doc | Arquivo recebido: SIPCS_Especificacao_Suplementar.doc | Formato DOC legado detectado. | Tentando detectar LibreOffice em: soffice | Tentando detectar LibreOffice em: C:\Program Files\LibreOffice\program\soffice.exe | Tentando detectar LibreOffice em: C:\Program Files (x86)\LibreOffice\program\soffice.exe | LibreOffice indisponivel nos caminhos avaliados. | Fallback direto para parser DOC habilitado.</w:t>
+      </w:r>
+    </w:p>
+    <w:p>
+      <w:r>
+        <w:rPr>
+          <w:sz w:val="22"/>
+        </w:rPr>
+        <w:t>PAGE
+SIPCS – Sistema de Processamento de Cartões e Serviços
+PECAC – Projeto Especial de Cartão de Crédito
+Especificação Suplementar
+Versão 12.1
+HISTÓRICO DE REVISÕES
+Data	Versão	Descrição	Autor
+11/11/2011	1.0	Elaboração inicial do documento.	Augusto Cordeiro – Indra Brasil
+24/11/2011	1.0	Adequações do documento após revisão da TI.	Augusto Cordeiro – Indra Brasil
+20/12/2011	1.0	Revisão no documento após reunião na CEDESBR com adequação e atualização de itens referenciados para revisão no registro...</w:t>
+      </w:r>
+    </w:p>
+    <w:p>
+      <w:r>
+        <w:rPr>
+          <w:b w:val="true"/>
+          <w:sz w:val="22"/>
+        </w:rPr>
+        <w:t>Imagens encontradas:</w:t>
+      </w:r>
+    </w:p>
+    <w:p>
+      <w:pPr>
+        <w:ind w:left="720"/>
+      </w:pPr>
+      <w:r>
+        <w:drawing>
+          <wp:inline distT="0" distR="0" distB="0" distL="0">
+            <wp:extent cx="4572000" cy="3429000"/>
+            <wp:docPr id="3" name="Drawing 3" descr="imagem"/>
+            <a:graphic xmlns:a="http://schemas.openxmlformats.org/drawingml/2006/main">
+              <a:graphicData uri="http://schemas.openxmlformats.org/drawingml/2006/picture">
+                <pic:pic xmlns:pic="http://schemas.openxmlformats.org/drawingml/2006/picture">
+                  <pic:nvPicPr>
+                    <pic:cNvPr id="0" name="Picture 3" descr="imagem"/>
+                    <pic:cNvPicPr>
+                      <a:picLocks noChangeAspect="true"/>
+                    </pic:cNvPicPr>
+                  </pic:nvPicPr>
+                  <pic:blipFill>
+                    <a:blip r:embed="rId4"/>
+                    <a:stretch>
+                      <a:fillRect/>
+                    </a:stretch>
+                  </pic:blipFill>
+                  <pic:spPr>
+                    <a:xfrm>
+                      <a:off x="0" y="0"/>
+                      <a:ext cx="4572000" cy="3429000"/>
+                    </a:xfrm>
+                    <a:prstGeom prst="rect">
+                      <a:avLst/>
+                    </a:prstGeom>
+                  </pic:spPr>
+                </pic:pic>
+              </a:graphicData>
+            </a:graphic>
+          </wp:inline>
+        </w:drawing>
+      </w:r>
+    </w:p>
+    <w:p>
+      <w:pPr>
+        <w:ind w:left="720"/>
+      </w:pPr>
+      <w:r>
+        <w:rPr>
+          <w:i w:val="true"/>
+          <w:color w:val="666666"/>
+          <w:sz w:val="18"/>
+        </w:rPr>
+        <w:t>Descrição: 18ab0.emf</w:t>
+      </w:r>
+    </w:p>
+    <w:p>
+      <w:pPr>
+        <w:ind w:left="720"/>
+      </w:pPr>
+      <w:r/>
+    </w:p>
+    <w:p/>
+    <w:p>
+      <w:pPr>
+        <w:ind w:left="720"/>
+      </w:pPr>
+      <w:r>
+        <w:drawing>
+          <wp:inline distT="0" distR="0" distB="0" distL="0">
+            <wp:extent cx="4572000" cy="3429000"/>
+            <wp:docPr id="4" name="Drawing 4" descr="imagem"/>
+            <a:graphic xmlns:a="http://schemas.openxmlformats.org/drawingml/2006/main">
+              <a:graphicData uri="http://schemas.openxmlformats.org/drawingml/2006/picture">
+                <pic:pic xmlns:pic="http://schemas.openxmlformats.org/drawingml/2006/picture">
+                  <pic:nvPicPr>
+                    <pic:cNvPr id="0" name="Picture 4" descr="imagem"/>
+                    <pic:cNvPicPr>
+                      <a:picLocks noChangeAspect="true"/>
+                    </pic:cNvPicPr>
+                  </pic:nvPicPr>
+                  <pic:blipFill>
+                    <a:blip r:embed="rId3"/>
+                    <a:stretch>
+                      <a:fillRect/>
+                    </a:stretch>
+                  </pic:blipFill>
+                  <pic:spPr>
+                    <a:xfrm>
+                      <a:off x="0" y="0"/>
+                      <a:ext cx="4572000" cy="3429000"/>
+                    </a:xfrm>
+                    <a:prstGeom prst="rect">
+                      <a:avLst/>
+                    </a:prstGeom>
+                  </pic:spPr>
+                </pic:pic>
+              </a:graphicData>
+            </a:graphic>
+          </wp:inline>
+        </w:drawing>
+      </w:r>
+    </w:p>
+    <w:p>
+      <w:pPr>
+        <w:ind w:left="720"/>
+      </w:pPr>
+      <w:r>
+        <w:rPr>
+          <w:i w:val="true"/>
+          <w:color w:val="666666"/>
+          <w:sz w:val="18"/>
+        </w:rPr>
+        <w:t>Descrição: 196fe.emf</w:t>
+      </w:r>
+    </w:p>
+    <w:p>
+      <w:pPr>
+        <w:ind w:left="720"/>
+      </w:pPr>
+      <w:r/>
+    </w:p>
+    <w:p/>
     <w:p/>
     <w:p>
       <w:pPr>

--- a/contexto_com_imagens.docx
+++ b/contexto_com_imagens.docx
@@ -20,7 +20,7 @@
           <w:i w:val="true"/>
           <w:sz w:val="20"/>
         </w:rPr>
-        <w:t>Gerado em: Mon Apr 27 18:10:14 GMT-03:00 2026</w:t>
+        <w:t>Gerado em: Sat May 02 14:37:39 GMT-03:00 2026</w:t>
       </w:r>
     </w:p>
     <w:p/>
@@ -31,7 +31,7 @@
           <w:color w:val="0066CC"/>
           <w:sz w:val="24"/>
         </w:rPr>
-        <w:t>URL: upload://SIPCS_Msg_Sistema.doc</w:t>
+        <w:t>URL: upload://SIPCS_Parametro_Integracao_DI_Mantem_Parametro_Mensagem_Digital.doc</w:t>
       </w:r>
     </w:p>
     <w:p>
@@ -41,27 +41,17 @@
           <w:color w:val="FF6600"/>
           <w:sz w:val="20"/>
         </w:rPr>
-        <w:t>Observação: Importado do arquivo Word: SIPCS_Msg_Sistema.doc | Arquivo recebido: SIPCS_Msg_Sistema.doc | Formato DOC legado detectado. | Tentando detectar LibreOffice em: soffice | Tentando detectar LibreOffice em: C:\Program Files\LibreOffice\program\soffice.exe | Tentando detectar LibreOffice em: C:\Program Files (x86)\LibreOffice\program\soffice.exe | LibreOffice indisponivel nos caminhos avaliados. | Fallback direto para parser DOC habilitado.</w:t>
-      </w:r>
-    </w:p>
-    <w:p>
-      <w:r>
-        <w:rPr>
-          <w:sz w:val="22"/>
-        </w:rPr>
-        <w:t>SIPCS – Sistema de Processamento de Cartões e Serviços
-Mensagens do Sistema
-Versão 29.2
-Histórico de Revisões
-Data	Versão	Descrição	Autor
-01/06/2013	1.0	Criação do artefato.	Indra Brasil
-02/04/2014		Inclusão da MA029.
-03/04/2014		Inclusão das mensagens MA065, MA066 e MA067.
-08/03/2014		Inclusão da mensagem MA068.
-10/04/2014		Inclusão da mensagem MA069.
-17/06/2014		Inclusão MN083, MA074 e MA075.	Indra Brasil
-26/06/2014		Inclusão das mensagens MN084 a MN107.	Indra Brasil
-02/07/2014		Inclusão das m...</w:t>
+        <w:t>Observação: Importado do arquivo Word: SIPCS_Parametro_Integracao_DI_Mantem_Parametro_Mensagem_Digital.doc | Arquivo recebido: SIPCS_Parametro_Integracao_DI_Mantem_Parametro_Mensagem_Digital.doc | Formato DOC legado detectado. | Tentando detectar LibreOffice em: soffice | Tentando detectar LibreOffice em: C:\Program Files\LibreOffice\program\soffice.exe | Tentando detectar LibreOffice em: C:\Program Files (x86)\LibreOffice\program\soffice.exe | LibreOffice indisponivel nos caminhos avaliados. | Fallback direto para parser DOC habilitado.</w:t>
+      </w:r>
+    </w:p>
+    <w:p>
+      <w:r>
+        <w:rPr>
+          <w:i w:val="true"/>
+          <w:color w:val="666666"/>
+          <w:sz w:val="20"/>
+        </w:rPr>
+        <w:t>Modo DI: priorizando imagens e conteúdo visual relevante ao front.</w:t>
       </w:r>
     </w:p>
     <w:p>
@@ -123,7 +113,7 @@
           <w:color w:val="666666"/>
           <w:sz w:val="18"/>
         </w:rPr>
-        <w:t>Descrição: 1c01b.emf</w:t>
+        <w:t>Descrição: a8f.png</w:t>
       </w:r>
     </w:p>
     <w:p>
@@ -183,61 +173,16 @@
           <w:color w:val="666666"/>
           <w:sz w:val="18"/>
         </w:rPr>
-        <w:t>Descrição: 1cc69.emf</w:t>
-      </w:r>
-    </w:p>
-    <w:p>
-      <w:pPr>
-        <w:ind w:left="720"/>
-      </w:pPr>
-      <w:r/>
-    </w:p>
-    <w:p/>
-    <w:p/>
-    <w:p>
-      <w:pPr>
-        <w:pageBreakBefore w:val="false"/>
-      </w:pPr>
-    </w:p>
-    <w:p>
-      <w:r>
-        <w:rPr>
-          <w:b w:val="true"/>
-          <w:color w:val="0066CC"/>
-          <w:sz w:val="24"/>
-        </w:rPr>
-        <w:t>URL: upload://SIPCS_Parametro_Integracao_DI_Mantem_Parametro_Mensagem_Digital.doc</w:t>
-      </w:r>
-    </w:p>
-    <w:p>
-      <w:r>
-        <w:rPr>
-          <w:i w:val="true"/>
-          <w:color w:val="FF6600"/>
-          <w:sz w:val="20"/>
-        </w:rPr>
-        <w:t>Observação: Importado do arquivo Word: SIPCS_Parametro_Integracao_DI_Mantem_Parametro_Mensagem_Digital.doc | Arquivo recebido: SIPCS_Parametro_Integracao_DI_Mantem_Parametro_Mensagem_Digital.doc | Formato DOC legado detectado. | Tentando detectar LibreOffice em: soffice | Tentando detectar LibreOffice em: C:\Program Files\LibreOffice\program\soffice.exe | Tentando detectar LibreOffice em: C:\Program Files (x86)\LibreOffice\program\soffice.exe | LibreOffice indisponivel nos caminhos avaliados. | Fallback direto para parser DOC habilitado.</w:t>
-      </w:r>
-    </w:p>
-    <w:p>
-      <w:r>
-        <w:rPr>
-          <w:i w:val="true"/>
-          <w:color w:val="666666"/>
-          <w:sz w:val="20"/>
-        </w:rPr>
-        <w:t>Modo DI: priorizando imagens e conteúdo visual relevante ao front.</w:t>
-      </w:r>
-    </w:p>
-    <w:p>
-      <w:r>
-        <w:rPr>
-          <w:b w:val="true"/>
-          <w:sz w:val="22"/>
-        </w:rPr>
-        <w:t>Imagens encontradas:</w:t>
-      </w:r>
-    </w:p>
+        <w:t>Descrição: 30e90.png</w:t>
+      </w:r>
+    </w:p>
+    <w:p>
+      <w:pPr>
+        <w:ind w:left="720"/>
+      </w:pPr>
+      <w:r/>
+    </w:p>
+    <w:p/>
     <w:p>
       <w:pPr>
         <w:ind w:left="720"/>
@@ -288,7 +233,7 @@
           <w:color w:val="666666"/>
           <w:sz w:val="18"/>
         </w:rPr>
-        <w:t>Descrição: a8f.png</w:t>
+        <w:t>Descrição: 700be.png</w:t>
       </w:r>
     </w:p>
     <w:p>
@@ -348,7 +293,7 @@
           <w:color w:val="666666"/>
           <w:sz w:val="18"/>
         </w:rPr>
-        <w:t>Descrição: 30e90.png</w:t>
+        <w:t>Descrição: b5f2a.png</w:t>
       </w:r>
     </w:p>
     <w:p>
@@ -408,7 +353,7 @@
           <w:color w:val="666666"/>
           <w:sz w:val="18"/>
         </w:rPr>
-        <w:t>Descrição: 700be.png</w:t>
+        <w:t>Descrição: 100e16.png</w:t>
       </w:r>
     </w:p>
     <w:p>
@@ -468,7 +413,7 @@
           <w:color w:val="666666"/>
           <w:sz w:val="18"/>
         </w:rPr>
-        <w:t>Descrição: b5f2a.png</w:t>
+        <w:t>Descrição: 144b5c.png</w:t>
       </w:r>
     </w:p>
     <w:p>
@@ -528,7 +473,7 @@
           <w:color w:val="666666"/>
           <w:sz w:val="18"/>
         </w:rPr>
-        <w:t>Descrição: 100e16.png</w:t>
+        <w:t>Descrição: 19328a.png</w:t>
       </w:r>
     </w:p>
     <w:p>
@@ -588,7 +533,7 @@
           <w:color w:val="666666"/>
           <w:sz w:val="18"/>
         </w:rPr>
-        <w:t>Descrição: 144b5c.png</w:t>
+        <w:t>Descrição: 1c8766.emf</w:t>
       </w:r>
     </w:p>
     <w:p>
@@ -648,7 +593,7 @@
           <w:color w:val="666666"/>
           <w:sz w:val="18"/>
         </w:rPr>
-        <w:t>Descrição: 19328a.png</w:t>
+        <w:t>Descrição: 1c93b4.emf</w:t>
       </w:r>
     </w:p>
     <w:p>
@@ -677,126 +622,6 @@
                     </pic:cNvPicPr>
                   </pic:nvPicPr>
                   <pic:blipFill>
-                    <a:blip r:embed="rId2"/>
-                    <a:stretch>
-                      <a:fillRect/>
-                    </a:stretch>
-                  </pic:blipFill>
-                  <pic:spPr>
-                    <a:xfrm>
-                      <a:off x="0" y="0"/>
-                      <a:ext cx="4572000" cy="3429000"/>
-                    </a:xfrm>
-                    <a:prstGeom prst="rect">
-                      <a:avLst/>
-                    </a:prstGeom>
-                  </pic:spPr>
-                </pic:pic>
-              </a:graphicData>
-            </a:graphic>
-          </wp:inline>
-        </w:drawing>
-      </w:r>
-    </w:p>
-    <w:p>
-      <w:pPr>
-        <w:ind w:left="720"/>
-      </w:pPr>
-      <w:r>
-        <w:rPr>
-          <w:i w:val="true"/>
-          <w:color w:val="666666"/>
-          <w:sz w:val="18"/>
-        </w:rPr>
-        <w:t>Descrição: 1c8766.emf</w:t>
-      </w:r>
-    </w:p>
-    <w:p>
-      <w:pPr>
-        <w:ind w:left="720"/>
-      </w:pPr>
-      <w:r/>
-    </w:p>
-    <w:p/>
-    <w:p>
-      <w:pPr>
-        <w:ind w:left="720"/>
-      </w:pPr>
-      <w:r>
-        <w:drawing>
-          <wp:inline distT="0" distR="0" distB="0" distL="0">
-            <wp:extent cx="4572000" cy="3429000"/>
-            <wp:docPr id="10" name="Drawing 10" descr="imagem"/>
-            <a:graphic xmlns:a="http://schemas.openxmlformats.org/drawingml/2006/main">
-              <a:graphicData uri="http://schemas.openxmlformats.org/drawingml/2006/picture">
-                <pic:pic xmlns:pic="http://schemas.openxmlformats.org/drawingml/2006/picture">
-                  <pic:nvPicPr>
-                    <pic:cNvPr id="0" name="Picture 10" descr="imagem"/>
-                    <pic:cNvPicPr>
-                      <a:picLocks noChangeAspect="true"/>
-                    </pic:cNvPicPr>
-                  </pic:nvPicPr>
-                  <pic:blipFill>
-                    <a:blip r:embed="rId3"/>
-                    <a:stretch>
-                      <a:fillRect/>
-                    </a:stretch>
-                  </pic:blipFill>
-                  <pic:spPr>
-                    <a:xfrm>
-                      <a:off x="0" y="0"/>
-                      <a:ext cx="4572000" cy="3429000"/>
-                    </a:xfrm>
-                    <a:prstGeom prst="rect">
-                      <a:avLst/>
-                    </a:prstGeom>
-                  </pic:spPr>
-                </pic:pic>
-              </a:graphicData>
-            </a:graphic>
-          </wp:inline>
-        </w:drawing>
-      </w:r>
-    </w:p>
-    <w:p>
-      <w:pPr>
-        <w:ind w:left="720"/>
-      </w:pPr>
-      <w:r>
-        <w:rPr>
-          <w:i w:val="true"/>
-          <w:color w:val="666666"/>
-          <w:sz w:val="18"/>
-        </w:rPr>
-        <w:t>Descrição: 1c93b4.emf</w:t>
-      </w:r>
-    </w:p>
-    <w:p>
-      <w:pPr>
-        <w:ind w:left="720"/>
-      </w:pPr>
-      <w:r/>
-    </w:p>
-    <w:p/>
-    <w:p>
-      <w:pPr>
-        <w:ind w:left="720"/>
-      </w:pPr>
-      <w:r>
-        <w:drawing>
-          <wp:inline distT="0" distR="0" distB="0" distL="0">
-            <wp:extent cx="4572000" cy="3429000"/>
-            <wp:docPr id="11" name="Drawing 11" descr="imagem"/>
-            <a:graphic xmlns:a="http://schemas.openxmlformats.org/drawingml/2006/main">
-              <a:graphicData uri="http://schemas.openxmlformats.org/drawingml/2006/picture">
-                <pic:pic xmlns:pic="http://schemas.openxmlformats.org/drawingml/2006/picture">
-                  <pic:nvPicPr>
-                    <pic:cNvPr id="0" name="Picture 11" descr="imagem"/>
-                    <pic:cNvPicPr>
-                      <a:picLocks noChangeAspect="true"/>
-                    </pic:cNvPicPr>
-                  </pic:nvPicPr>
-                  <pic:blipFill>
                     <a:blip r:embed="rId11"/>
                     <a:stretch>
                       <a:fillRect/>
@@ -829,180 +654,6 @@
           <w:sz w:val="18"/>
         </w:rPr>
         <w:t>Descrição: 1ca2fd.png</w:t>
-      </w:r>
-    </w:p>
-    <w:p>
-      <w:pPr>
-        <w:ind w:left="720"/>
-      </w:pPr>
-      <w:r/>
-    </w:p>
-    <w:p/>
-    <w:p/>
-    <w:p>
-      <w:pPr>
-        <w:pageBreakBefore w:val="false"/>
-      </w:pPr>
-    </w:p>
-    <w:p>
-      <w:r>
-        <w:rPr>
-          <w:b w:val="true"/>
-          <w:color w:val="0066CC"/>
-          <w:sz w:val="24"/>
-        </w:rPr>
-        <w:t>URL: upload://SIPCS_Parametro_Integracao_UC_Mantem_Parametro_Mensagem_Digital.doc</w:t>
-      </w:r>
-    </w:p>
-    <w:p>
-      <w:r>
-        <w:rPr>
-          <w:i w:val="true"/>
-          <w:color w:val="FF6600"/>
-          <w:sz w:val="20"/>
-        </w:rPr>
-        <w:t>Observação: Importado do arquivo Word: SIPCS_Parametro_Integracao_UC_Mantem_Parametro_Mensagem_Digital.doc | Arquivo recebido: SIPCS_Parametro_Integracao_UC_Mantem_Parametro_Mensagem_Digital.doc | Formato DOC legado detectado. | Tentando detectar LibreOffice em: soffice | Tentando detectar LibreOffice em: C:\Program Files\LibreOffice\program\soffice.exe | Tentando detectar LibreOffice em: C:\Program Files (x86)\LibreOffice\program\soffice.exe | LibreOffice indisponivel nos caminhos avaliados. | Fallback direto para parser DOC habilitado.</w:t>
-      </w:r>
-    </w:p>
-    <w:p>
-      <w:r>
-        <w:rPr>
-          <w:sz w:val="22"/>
-        </w:rPr>
-        <w:t>___________________________________________________________________
-SIPCS – Sistema de Processamento de Cartões e Serviços
-Especificação de Caso de Uso
-Mantém Parâmetro de Mensagem Digital
-Versão 1.0
-HISTÓRICO DE REVISÕES
-Data	Versão	Descrição	Autor
-09/04/2026	1.0	Especificação inicial do artefato em atendimento ao RTC 24823240 - Super App - Mini App Cartões Onda 2 - Inclusão de Parametrização de Mensagens para Uso dos Canais.	Indra
-Sumário
-TOC \o "1-2" \h \z \u 1.	Descrição	4
-2.	Atores	4
-2.1.	C...</w:t>
-      </w:r>
-    </w:p>
-    <w:p>
-      <w:r>
-        <w:rPr>
-          <w:b w:val="true"/>
-          <w:sz w:val="22"/>
-        </w:rPr>
-        <w:t>Imagens encontradas:</w:t>
-      </w:r>
-    </w:p>
-    <w:p>
-      <w:pPr>
-        <w:ind w:left="720"/>
-      </w:pPr>
-      <w:r>
-        <w:drawing>
-          <wp:inline distT="0" distR="0" distB="0" distL="0">
-            <wp:extent cx="4572000" cy="3429000"/>
-            <wp:docPr id="12" name="Drawing 12" descr="imagem"/>
-            <a:graphic xmlns:a="http://schemas.openxmlformats.org/drawingml/2006/main">
-              <a:graphicData uri="http://schemas.openxmlformats.org/drawingml/2006/picture">
-                <pic:pic xmlns:pic="http://schemas.openxmlformats.org/drawingml/2006/picture">
-                  <pic:nvPicPr>
-                    <pic:cNvPr id="0" name="Picture 12" descr="imagem"/>
-                    <pic:cNvPicPr>
-                      <a:picLocks noChangeAspect="true"/>
-                    </pic:cNvPicPr>
-                  </pic:nvPicPr>
-                  <pic:blipFill>
-                    <a:blip r:embed="rId12"/>
-                    <a:stretch>
-                      <a:fillRect/>
-                    </a:stretch>
-                  </pic:blipFill>
-                  <pic:spPr>
-                    <a:xfrm>
-                      <a:off x="0" y="0"/>
-                      <a:ext cx="4572000" cy="3429000"/>
-                    </a:xfrm>
-                    <a:prstGeom prst="rect">
-                      <a:avLst/>
-                    </a:prstGeom>
-                  </pic:spPr>
-                </pic:pic>
-              </a:graphicData>
-            </a:graphic>
-          </wp:inline>
-        </w:drawing>
-      </w:r>
-    </w:p>
-    <w:p>
-      <w:pPr>
-        <w:ind w:left="720"/>
-      </w:pPr>
-      <w:r>
-        <w:rPr>
-          <w:i w:val="true"/>
-          <w:color w:val="666666"/>
-          <w:sz w:val="18"/>
-        </w:rPr>
-        <w:t>Descrição: 512d.png</w:t>
-      </w:r>
-    </w:p>
-    <w:p>
-      <w:pPr>
-        <w:ind w:left="720"/>
-      </w:pPr>
-      <w:r/>
-    </w:p>
-    <w:p/>
-    <w:p>
-      <w:pPr>
-        <w:ind w:left="720"/>
-      </w:pPr>
-      <w:r>
-        <w:drawing>
-          <wp:inline distT="0" distR="0" distB="0" distL="0">
-            <wp:extent cx="4572000" cy="3429000"/>
-            <wp:docPr id="13" name="Drawing 13" descr="imagem"/>
-            <a:graphic xmlns:a="http://schemas.openxmlformats.org/drawingml/2006/main">
-              <a:graphicData uri="http://schemas.openxmlformats.org/drawingml/2006/picture">
-                <pic:pic xmlns:pic="http://schemas.openxmlformats.org/drawingml/2006/picture">
-                  <pic:nvPicPr>
-                    <pic:cNvPr id="0" name="Picture 13" descr="imagem"/>
-                    <pic:cNvPicPr>
-                      <a:picLocks noChangeAspect="true"/>
-                    </pic:cNvPicPr>
-                  </pic:nvPicPr>
-                  <pic:blipFill>
-                    <a:blip r:embed="rId3"/>
-                    <a:stretch>
-                      <a:fillRect/>
-                    </a:stretch>
-                  </pic:blipFill>
-                  <pic:spPr>
-                    <a:xfrm>
-                      <a:off x="0" y="0"/>
-                      <a:ext cx="4572000" cy="3429000"/>
-                    </a:xfrm>
-                    <a:prstGeom prst="rect">
-                      <a:avLst/>
-                    </a:prstGeom>
-                  </pic:spPr>
-                </pic:pic>
-              </a:graphicData>
-            </a:graphic>
-          </wp:inline>
-        </w:drawing>
-      </w:r>
-    </w:p>
-    <w:p>
-      <w:pPr>
-        <w:ind w:left="720"/>
-      </w:pPr>
-      <w:r>
-        <w:rPr>
-          <w:i w:val="true"/>
-          <w:color w:val="666666"/>
-          <w:sz w:val="18"/>
-        </w:rPr>
-        <w:t>Descrição: 5a72.emf</w:t>
       </w:r>
     </w:p>
     <w:p>
